--- a/documents/功能模块设计_完整版.docx
+++ b/documents/功能模块设计_完整版.docx
@@ -305,6 +305,12 @@
             <w:insideH w:val="single" w:color="auto" w:sz="4" w:space="0"/>
             <w:insideV w:val="single" w:color="auto" w:sz="4" w:space="0"/>
           </w:tblBorders>
+          <w:tblCellMar>
+            <w:top w:w="0" w:type="dxa"/>
+            <w:left w:w="10" w:type="dxa"/>
+            <w:bottom w:w="0" w:type="dxa"/>
+            <w:right w:w="10" w:type="dxa"/>
+          </w:tblCellMar>
         </w:tblPrEx>
         <w:trPr>
           <w:tblHeader/>
@@ -3007,8 +3013,13 @@
         <w:pStyle w:val="3"/>
       </w:pPr>
       <w:r>
-        <w:t>3.1 探视可达性分析（等时圈生成）</w:t>
-      </w:r>
+        <w:t xml:space="preserve">3.1 </w:t>
+      </w:r>
+      <w:bookmarkStart w:id="0" w:name="_GoBack"/>
+      <w:r>
+        <w:t>探视可达性分析（等时圈生成）</w:t>
+      </w:r>
+      <w:bookmarkEnd w:id="0"/>
     </w:p>
     <w:p>
       <w:pPr>
@@ -3017,7 +3028,17 @@
         <w:jc w:val="both"/>
       </w:pPr>
       <w:r>
-        <w:t>该子模块解决“子女从居住地/通勤起点出发，探视是否便捷”这一核心决策问题，将抽象的通勤阻抗转化为直观的等时圈多边形。</w:t>
+        <w:t>该子模块解</w:t>
+      </w:r>
+      <w:r>
+        <w:rPr>
+          <w:rFonts w:hint="eastAsia"/>
+          <w:lang w:eastAsia="zh-CN"/>
+        </w:rPr>
+        <w:t>决了</w:t>
+      </w:r>
+      <w:r>
+        <w:t>“子女从居住地/通勤起点出发，探视是否便捷”这一核心决策问题，将抽象的通勤阻抗转化为直观的等时圈多边形。</w:t>
       </w:r>
     </w:p>
     <w:p>
@@ -7736,8 +7757,6 @@
       <w:r>
         <w:t>针对“跨区域逐一实地走访耗时耗力”的痛点，对用户收藏或加入对比的多家机构，利用 GIS 路径规划能力生成一次出行可依次到访的最优连访路线，进一步降低线下考察成本。</w:t>
       </w:r>
-      <w:bookmarkStart w:id="0" w:name="_GoBack"/>
-      <w:bookmarkEnd w:id="0"/>
     </w:p>
     <w:p>
       <w:r>
@@ -9187,7 +9206,7 @@
     <w:lsdException w:unhideWhenUsed="0" w:uiPriority="0" w:semiHidden="0" w:name="HTML Sample"/>
     <w:lsdException w:unhideWhenUsed="0" w:uiPriority="0" w:semiHidden="0" w:name="HTML Typewriter"/>
     <w:lsdException w:unhideWhenUsed="0" w:uiPriority="0" w:semiHidden="0" w:name="HTML Variable"/>
-    <w:lsdException w:unhideWhenUsed="0" w:uiPriority="0" w:name="Normal Table"/>
+    <w:lsdException w:qFormat="1" w:unhideWhenUsed="0" w:uiPriority="0" w:name="Normal Table"/>
     <w:lsdException w:unhideWhenUsed="0" w:uiPriority="0" w:semiHidden="0" w:name="annotation subject"/>
     <w:lsdException w:unhideWhenUsed="0" w:uiPriority="0" w:semiHidden="0" w:name="Table Simple 1"/>
     <w:lsdException w:unhideWhenUsed="0" w:uiPriority="0" w:semiHidden="0" w:name="Table Simple 2"/>
@@ -9452,6 +9471,7 @@
   <w:style w:type="table" w:default="1" w:styleId="11">
     <w:name w:val="Normal Table"/>
     <w:semiHidden/>
+    <w:qFormat/>
     <w:uiPriority w:val="0"/>
     <w:tblPr>
       <w:tblCellMar>
